--- a/Arquitectura de Sistemas Computacionales/Kit docente/Clase 12/Quiz Clase 12 - CLAVE DOCENTE.docx
+++ b/Arquitectura de Sistemas Computacionales/Kit docente/Clase 12/Quiz Clase 12 - CLAVE DOCENTE.docx
@@ -123,7 +123,7 @@
           <w:color w:val="2B2B2B"/>
           <w:sz w:val="22"/>
         </w:rPr>
-        <w:t>Respuesta: No; Parcial 3 es evaluación presencial del corte.</w:t>
+        <w:t>Respuesta: No; Parcial 3 es evaluación síncrona por Meet del corte.</w:t>
       </w:r>
     </w:p>
     <w:p>
